--- a/klagomål/A 35041-2025 FSC-klagomål.docx
+++ b/klagomål/A 35041-2025 FSC-klagomål.docx
@@ -1558,7 +1558,7 @@
     <w:r>
       <w:tab/>
       <w:tab/>
-      <w:t>2026-10-03</w:t>
+      <w:t>2026-10-04</w:t>
       <w:br/>
       <w:br/>
     </w:r>

--- a/klagomål/A 35041-2025 FSC-klagomål.docx
+++ b/klagomål/A 35041-2025 FSC-klagomål.docx
@@ -1558,7 +1558,7 @@
     <w:r>
       <w:tab/>
       <w:tab/>
-      <w:t>2026-10-04</w:t>
+      <w:t>2026-10-05</w:t>
       <w:br/>
       <w:br/>
     </w:r>

--- a/klagomål/A 35041-2025 FSC-klagomål.docx
+++ b/klagomål/A 35041-2025 FSC-klagomål.docx
@@ -1558,7 +1558,7 @@
     <w:r>
       <w:tab/>
       <w:tab/>
-      <w:t>2026-10-05</w:t>
+      <w:t>2026-10-06</w:t>
       <w:br/>
       <w:br/>
     </w:r>

--- a/klagomål/A 35041-2025 FSC-klagomål.docx
+++ b/klagomål/A 35041-2025 FSC-klagomål.docx
@@ -1558,7 +1558,7 @@
     <w:r>
       <w:tab/>
       <w:tab/>
-      <w:t>2026-10-06</w:t>
+      <w:t>2026-10-07</w:t>
       <w:br/>
       <w:br/>
     </w:r>

--- a/klagomål/A 35041-2025 FSC-klagomål.docx
+++ b/klagomål/A 35041-2025 FSC-klagomål.docx
@@ -1558,7 +1558,7 @@
     <w:r>
       <w:tab/>
       <w:tab/>
-      <w:t>2026-10-07</w:t>
+      <w:t>2026-10-08</w:t>
       <w:br/>
       <w:br/>
     </w:r>

--- a/klagomål/A 35041-2025 FSC-klagomål.docx
+++ b/klagomål/A 35041-2025 FSC-klagomål.docx
@@ -178,7 +178,7 @@
       <w:r>
         <w:drawing>
           <wp:inline xmlns:a="http://schemas.openxmlformats.org/drawingml/2006/main" xmlns:pic="http://schemas.openxmlformats.org/drawingml/2006/picture">
-            <wp:extent cx="5006041" cy="5724000"/>
+            <wp:extent cx="5438784" cy="5724000"/>
             <wp:docPr id="1" name="Picture 1"/>
             <wp:cNvGraphicFramePr>
               <a:graphicFrameLocks noChangeAspect="1"/>
@@ -199,7 +199,7 @@
                   <pic:spPr>
                     <a:xfrm>
                       <a:off x="0" y="0"/>
-                      <a:ext cx="5006041" cy="5724000"/>
+                      <a:ext cx="5438784" cy="5724000"/>
                     </a:xfrm>
                     <a:prstGeom prst="rect"/>
                   </pic:spPr>
@@ -216,12 +216,12 @@
         <w:spacing w:after="240"/>
       </w:pPr>
       <w:r>
-        <w:t>Figur 1. Fyndplatser för naturvårdsarter i avverkningsanmälan. Markörer utan svart kant är placerade på fyndplatsen. Markörer med svart kant är placerade vid sidan av fyndplatsen och har ett svart streck som visar fyndplatsens exakta position. Kartans mittpunktskoordinat är N 7012863, E 637357 i SWEREF 99 TM.</w:t>
+        <w:t>Figur 1. Fyndplatser för naturvårdsarter i och inom 5 meter från avverkningsanmälan. Markörer utan svart kant är placerade på fyndplatsen. Markörer med svart kant är placerade vid sidan av fyndplatsen och har ett svart streck som visar fyndplatsens exakta position. Kartans mittpunktskoordinat är N 7012863, E 637357 i SWEREF 99 TM.</w:t>
       </w:r>
     </w:p>
     <w:p>
       <w:r>
-        <w:t>I avverkningsanmälan finns fynd av 9 naturvårdsarter, varav 6 är rödlistade, 4 är fridlysta, 8 är typiska (T) och 1 är signalart (S): garnlav (VU, T), knärot (VU, T, §8), lunglav (NT, T), tallticka (NT, T), talltita (NT, §4), ullticka (NT, T), vedticka (S, T), spillkråka (T, §4) och tofsmes (T, §4). Se Figur 1.</w:t>
+        <w:t>I och inom 5 meter från avverkningsanmälan finns fynd av 16 naturvårdsarter, varav 11 är rödlistade, 7 är fridlysta, 13 är typiska (T) och 1 är signalart (S): garnlav (VU, T), gränsticka (VU, T), knärot (VU, T, §8), lunglav (NT, T), mörk kolflarnlav (NT), rosenticka (NT, T), talltagel (NT, T), tallticka (NT, T), talltita (NT, §4), tretåig hackspett (NT, T, §4), ullticka (NT, T), vedticka (S, T), järpe (T, §4), spillkråka (T, §4), tofsmes (T, §4) och revlummer (§9). Se Figur 1.</w:t>
       </w:r>
     </w:p>
     <w:p>
@@ -281,6 +281,26 @@
         <w:rPr>
           <w:b/>
         </w:rPr>
+        <w:t>Gränsticka (VU)</w:t>
+      </w:r>
+      <w:r>
+        <w:t xml:space="preserve"> är en mycket bra signalart inom hela sitt utbredningsområde. Den är huvudsakligen knuten till restbestånd av barrnaturskog och förekommer med ett tydligt optimum i orörda eller måttligt påverkade gamla granskogar där det föreligger långvarig kontinuitet av grov död ved. Den totala populationen bedöms ha minskat och fortsätter att minska i takt med att grankontinuitetsskogar (äldre tidigare icke kalavverkade skogar) minskar i areal. Minskningstakten överstiger gränsvärdet för sårbar (VU). Lokaler som hyser arten bör undantas från skogsbruk, speciellt i mellersta och södra Sverige. Gränsticka är typisk art för </w:t>
+      </w:r>
+      <w:r>
+        <w:rPr>
+          <w:i/>
+        </w:rPr>
+        <w:t>9010 Taiga</w:t>
+      </w:r>
+      <w:r>
+        <w:t xml:space="preserve"> (SLU Artdatabanken, 2026; Nitare &amp; Skogsstyrelsen, 2019).</w:t>
+      </w:r>
+    </w:p>
+    <w:p>
+      <w:r>
+        <w:rPr>
+          <w:b/>
+        </w:rPr>
         <w:t>Knärot (VU, §8)</w:t>
       </w:r>
       <w:r>
@@ -325,7 +345,7 @@
     </w:p>
     <w:p>
       <w:r>
-        <w:t>I det avverkningsanmälda området finns 4 fyndplatser för knärot registrerade på Artportalen. Figur 2 visar gränserna för buffertzoner på 50 m, som behöver lämnas kring fyndplatserna för att knärotslokalerna inte ska försvinna vid en avverkning. Av det avverkningsanmälda området överlappar 1.94 ha med buffertzonerna och får av detta skäl inte avverkas.</w:t>
+        <w:t>I det avverkningsanmälda området finns 8 fyndplatser för knärot registrerade på Artportalen. Figur 2 visar gränserna för buffertzoner på 50 m, som behöver lämnas kring fyndplatserna för att knärotslokalerna inte ska försvinna vid en avverkning. Av det avverkningsanmälda området överlappar 2.39 ha med buffertzonerna och får av detta skäl inte avverkas.</w:t>
       </w:r>
     </w:p>
     <w:p>
@@ -437,10 +457,21 @@
         <w:rPr>
           <w:b/>
         </w:rPr>
-        <w:t xml:space="preserve">Tallticka (NT) </w:t>
-      </w:r>
-      <w:r>
-        <w:t xml:space="preserve">uppträder först på tallar som är 100–150 år gamla men är vanligast på träd som är runt 150–200 år eller äldre. I skogslandskapet är den främst knuten till tallnaturskogar och restbiotoper med biologiskt gamla träd och signalerar vanligtvis skyddsvärda tallbestånd med höga naturvärden. Tallticka är typisk art för </w:t>
+        <w:t>Mörk kolflarnlav (NT)</w:t>
+      </w:r>
+      <w:r>
+        <w:t xml:space="preserve"> är brandberoende och växer nästan uteslutande på kolad hård kärnved av tall. Arten förekommer främst i glesa, öppna tall- och blandbarrskogar av naturskogskaraktär och etableringen verkar ske sent efter brand, kanske först efter 100–300 år. Mörk kolflarnlav indikerar skog med höga naturvärden och vanligast är att den påträffas på rester av nedbrunna torrakor och högstubbar och lågstubbar som är så grova att hela innandömet är urbränt. Tall- och blandbarrskogar av naturskogskaraktär med spår av återkommande bränder hyser höga biologiska värden och bör skyddas (SLU Artdatabanken, 2024).</w:t>
+      </w:r>
+    </w:p>
+    <w:p>
+      <w:r>
+        <w:rPr>
+          <w:b/>
+        </w:rPr>
+        <w:t>Rosenticka (NT)</w:t>
+      </w:r>
+      <w:r>
+        <w:t xml:space="preserve">, rödlistad som nära hotad, ingår i en karaktäristisk association av vedsvampar som växer på gamla, grova granlågor i urskogsartade barrskogar. Den är placerad i toppen av Skogsstyrelsens värdepyramid för bedömning av skog med höga naturvärden och indikerar ett granskogsekosystem med långvarig kontinuitet av grova lågor. Artens beroende av grova granlågor innebär att alla skogsskötselåtgärder på eller i omedelbar närhet av lokalerna utgör ett hot på lång sikt. Det är angeläget att populationerna inte ytterligare glesas ut och ett tillräckligt antal områden där arten nu finns måste sparas för framtiden. Rosenticka är typisk art för </w:t>
       </w:r>
       <w:r>
         <w:rPr>
@@ -455,6 +486,55 @@
         <w:rPr>
           <w:i/>
         </w:rPr>
+        <w:t>9050 Näringsrik granskog</w:t>
+      </w:r>
+      <w:r>
+        <w:t xml:space="preserve"> (Nitare &amp; Skogsstyrelsen, 2019; SLU Artdatabanken, 2024).</w:t>
+      </w:r>
+    </w:p>
+    <w:p>
+      <w:r>
+        <w:rPr>
+          <w:b/>
+        </w:rPr>
+        <w:t>Talltagel (NT)</w:t>
+      </w:r>
+      <w:r>
+        <w:t xml:space="preserve"> är en boreal art som förekommer på tall i äldre, öppna tallskogar. Den påverkas negativt av brist på kontinuitetsskog och minskningstakten bedöms vara nära gränsvärdet för Sårbar (VU). Talltagel är typisk art för </w:t>
+      </w:r>
+      <w:r>
+        <w:rPr>
+          <w:i/>
+        </w:rPr>
+        <w:t>9010 Taiga</w:t>
+      </w:r>
+      <w:r>
+        <w:t xml:space="preserve"> (SLU Artdatabanken, 2026).</w:t>
+      </w:r>
+    </w:p>
+    <w:p>
+      <w:r>
+        <w:rPr>
+          <w:b/>
+        </w:rPr>
+        <w:t xml:space="preserve">Tallticka (NT) </w:t>
+      </w:r>
+      <w:r>
+        <w:t xml:space="preserve">uppträder först på tallar som är 100–150 år gamla men är vanligast på träd som är runt 150–200 år eller äldre. I skogslandskapet är den främst knuten till tallnaturskogar och restbiotoper med biologiskt gamla träd och signalerar vanligtvis skyddsvärda tallbestånd med höga naturvärden. Tallticka är typisk art för </w:t>
+      </w:r>
+      <w:r>
+        <w:rPr>
+          <w:i/>
+        </w:rPr>
+        <w:t xml:space="preserve">9010 Taiga </w:t>
+      </w:r>
+      <w:r>
+        <w:t xml:space="preserve">och </w:t>
+      </w:r>
+      <w:r>
+        <w:rPr>
+          <w:i/>
+        </w:rPr>
         <w:t>9060 Åsbarrskog</w:t>
       </w:r>
       <w:r>
@@ -477,6 +557,35 @@
         <w:rPr>
           <w:b/>
         </w:rPr>
+        <w:t>Tretåig hackspett (NT, §4)</w:t>
+      </w:r>
+      <w:r>
+        <w:t xml:space="preserve"> är rödlistad som nära hotad och ingår i bilaga 1 i EU:s fågeldirektiv. Tretåig hackspett är för sin överlevnad beroende av kontinuerlig tillförsel av äldre döende och död ved, som sker genom naturliga självgallringsprocesser i äldre grannaturskogar och barrblandade naturskogar. Om en skog genom skogsbruk gallras eller glesas ur så upphör och uteblir i stort sett den naturliga självgallringsprocessen för mycket lång tid framöver vilket omöjliggör upprätthållandet av den kontinuerliga ekologiska funktionen i ett område. Det finns studier som visar att naturskogens självgallringsprocess som den tretåiga hackspetten är beroende av, inte kan ersättas med efterlämnad hänsyn i skogsbruket (Imbeau &amp; Desrochers, 2002). Storleken på häckningsreviret varierar med skogstypen, förekomsten av död ved och graden av fragmentering, men är i allmänhet i storleksordningen 25–100 hektar. Vintertid krävs ofta betydligt större områden och det finns studier som antyder att arten behöver minst 100 hektar äldre skog. I områden med låg bonitet kan det behövas över 200 hektar lämpligt habitat för att ett par ska kunna reproducera sig. Områden med dokumenterad permanent förekomst i naturskogsmiljöer har vanligen så stora naturvärden att skogsbruk är olämpligt. Tretåig hackspett är typisk art för </w:t>
+      </w:r>
+      <w:r>
+        <w:rPr>
+          <w:i/>
+        </w:rPr>
+        <w:t xml:space="preserve">9010 Taiga, 9740 Skogsbevuxen myr, 9030 Landhöjningsskog </w:t>
+      </w:r>
+      <w:r>
+        <w:t xml:space="preserve">och </w:t>
+      </w:r>
+      <w:r>
+        <w:rPr>
+          <w:i/>
+        </w:rPr>
+        <w:t>9040 Fjällbjörkskog</w:t>
+      </w:r>
+      <w:r>
+        <w:t xml:space="preserve"> (Skogsstyrelsen, 2016; SLU Artdatabanken, 2024).</w:t>
+      </w:r>
+    </w:p>
+    <w:p>
+      <w:r>
+        <w:rPr>
+          <w:b/>
+        </w:rPr>
         <w:t>Ullticka (NT)</w:t>
       </w:r>
       <w:r>
@@ -546,6 +655,35 @@
       </w:r>
       <w:r>
         <w:t>(Nitare &amp; Skogsstyrelsen, 2019; SLU Artdatabanken, 2025).</w:t>
+      </w:r>
+    </w:p>
+    <w:p>
+      <w:r>
+        <w:rPr>
+          <w:b/>
+        </w:rPr>
+        <w:t>Järpe (§4)</w:t>
+      </w:r>
+      <w:r>
+        <w:t xml:space="preserve">, som är upptagen i bilaga 1 och 2 EU:s fågeldirektiv, är mycket stationär inom sitt revir som är minst 25 hektar stort. Livsmiljöerna utgörs av tät barrskog med inblandning av lövträd och en väl utvecklad flerskiktad struktur med bärris och yngre eller undertryckta, täta granar i ett lägre skikt, ofta utmed bäckar och åar inne i den skyddande granskogen. Den överlever inte om dess livsmiljö kalavverkas och är även känslig för röjning, gallring och avverkning där unga granar och lövträd inte sparas i tillräcklig omfattning. Arten finns i sammanhängande grandominerad skog över hela Sverige men förekomsterna är betydligt glesare i Götaland än i övriga landet. Järpe är typisk art för </w:t>
+      </w:r>
+      <w:r>
+        <w:rPr>
+          <w:i/>
+        </w:rPr>
+        <w:t xml:space="preserve">9010 Taiga, 9080 Lövsumpskog </w:t>
+      </w:r>
+      <w:r>
+        <w:t xml:space="preserve">och </w:t>
+      </w:r>
+      <w:r>
+        <w:rPr>
+          <w:i/>
+        </w:rPr>
+        <w:t xml:space="preserve">9740 Skogsbevuxen myr </w:t>
+      </w:r>
+      <w:r>
+        <w:t>(SLU Artdatabanken, 2026).</w:t>
       </w:r>
     </w:p>
     <w:p>
@@ -703,7 +841,7 @@
         <w:rPr>
           <w:i/>
         </w:rPr>
-        <w:t>I det avverkningsanmälda skogsområdet har 9 naturvårdsarter varav 6 rödlistade arter sina livsmiljöer och växtplatser.</w:t>
+        <w:t>I det avverkningsanmälda skogsområdet har 16 naturvårdsarter varav 11 rödlistade arter sina livsmiljöer och växtplatser.</w:t>
       </w:r>
     </w:p>
     <w:p>
@@ -1347,6 +1485,265 @@
     <w:p>
       <w:r>
         <w:t xml:space="preserve">SLU Artdatabanken, 2021. </w:t>
+      </w:r>
+      <w:r>
+        <w:rPr>
+          <w:i/>
+        </w:rPr>
+        <w:t xml:space="preserve">Artfaktablad. Naturvård – artfakta. </w:t>
+      </w:r>
+      <w:r>
+        <w:t>SLU Artdatabanken, Uppsala</w:t>
+      </w:r>
+    </w:p>
+    <w:p>
+      <w:pPr>
+        <w:pStyle w:val="Heading1"/>
+      </w:pPr>
+      <w:r>
+        <w:t>Tretåig hackspett – ekologi samt krav på livsmiljön</w:t>
+      </w:r>
+    </w:p>
+    <w:p>
+      <w:r>
+        <w:t xml:space="preserve">Tretåig hackspett (NT) är fridlyst enligt §4 Artskyddsförordningen och finns med som prioriterad art i Skogsstyrelsen vägledning för skogsbruket (bilaga 4 till SVL). I vägledningen står bland annat att: </w:t>
+      </w:r>
+      <w:r>
+        <w:rPr>
+          <w:i/>
+        </w:rPr>
+        <w:t xml:space="preserve">“Tretåig hackspett har stora arealkrav och höga krav på sin livsmiljö. Omdaningen av naturskogar till kulturskogar medför en förlust av viktiga miljöer, något som förstärks av ökad fragmentering till följd av avverkningar.” </w:t>
+      </w:r>
+      <w:r>
+        <w:t xml:space="preserve">Vidare att: </w:t>
+      </w:r>
+      <w:r>
+        <w:rPr>
+          <w:i/>
+        </w:rPr>
+        <w:t>“Områden med dokumenterad permanent förekomst i naturskogsmiljöer har vanligen så stora naturvärden att skogsbruk är olämpligt”</w:t>
+      </w:r>
+      <w:r>
+        <w:t xml:space="preserve"> (SLU Artdatabanken, 2024; Skogsstyrelsen, 2016)</w:t>
+      </w:r>
+      <w:r>
+        <w:rPr>
+          <w:i/>
+        </w:rPr>
+        <w:t>.</w:t>
+      </w:r>
+    </w:p>
+    <w:p>
+      <w:r>
+        <w:t>Tretåig hackspett är beroende av större sammanhängande naturskogar med kontinuerlig tillgång och nybildning av död ved och fragmentering av livsmiljöerna utgör ett stort hot mot arten (se exempelvis Stachura-Skierczynska et al., 2009; Wesolowski et al., 2005; Butler et al., 2004; Pakkala et al., 2002; Amcoff et al., 1996; Virkkala, 1991). Det finns studier som visar att naturskogens självgallringsprocess som den tretåiga hackspetten är beroende av, inte kan ersättas med efterlämnad hänsyn i skogsbruket (Imbeau &amp; Desrochers, 2002).</w:t>
+      </w:r>
+    </w:p>
+    <w:p>
+      <w:r>
+        <w:t>Permanenta revir av tretåig hackspett karaktäriseras ofta av artens typiska ringformigt ordnade hackmärken på framför allt gamla granar. För att säkerställa att inte revir av tretåig hackspett drabbas av avverkningsplanerna bör en inventering göras i området både under häckningstid och under vintern, då arten utnyttjar betydligt större områden än under sommarens häckningsrevir. Storleken på häckningsreviret varierar med skogstypen, förekomsten av död ved och graden av fragmentering, men är i allmänhet i storleksordningen 25–100 hektar (SLU Artdatabanken, 2024; Skogsstyrelsen, 2016).</w:t>
+      </w:r>
+    </w:p>
+    <w:p>
+      <w:r>
+        <w:t xml:space="preserve">Förutom fridlysning enligt §4 Artskyddsförordningen är tretåig hackspett även förtecknad i EU:s fågeldirektiv bilaga 1. Den är typisk art för </w:t>
+      </w:r>
+      <w:r>
+        <w:rPr>
+          <w:i/>
+        </w:rPr>
+        <w:t xml:space="preserve">9010 Taiga, 9740 Skogsbevuxen myr, 9030 Landhöjningsskog </w:t>
+      </w:r>
+      <w:r>
+        <w:t xml:space="preserve">och </w:t>
+      </w:r>
+      <w:r>
+        <w:rPr>
+          <w:i/>
+        </w:rPr>
+        <w:t>9040 Fjällbjörkskog</w:t>
+      </w:r>
+      <w:r>
+        <w:t xml:space="preserve"> samt ingår i Natura 2000 och är förtecknad i Bernkonventionen bilaga II (strikt skyddade djurarter) (SLU Artdatabanken, 2024; Skogsstyrelsen, 2016).</w:t>
+      </w:r>
+    </w:p>
+    <w:p>
+      <w:pPr>
+        <w:pStyle w:val="Heading2"/>
+      </w:pPr>
+      <w:r>
+        <w:t>Referenser – tretåig hackspett</w:t>
+      </w:r>
+    </w:p>
+    <w:p>
+      <w:r>
+        <w:t xml:space="preserve">Amcoff, M. &amp; Eriksson, P. 1996. </w:t>
+      </w:r>
+      <w:r>
+        <w:rPr>
+          <w:i/>
+        </w:rPr>
+        <w:t xml:space="preserve">Förekomst av tretåig hackspett Picoides tridactylus på bestånds- och landskapsnivå. </w:t>
+      </w:r>
+      <w:r>
+        <w:t>Ornis Svecica 6: 107–119.</w:t>
+      </w:r>
+    </w:p>
+    <w:p>
+      <w:r>
+        <w:t xml:space="preserve">Butler, R., Angelstam, P., Ekelund, P. &amp; Schlaeffer, R. 2004. </w:t>
+      </w:r>
+      <w:r>
+        <w:rPr>
+          <w:i/>
+        </w:rPr>
+        <w:t xml:space="preserve">Dead wood threshold values for the three-toed woodpecker presence in boreal and sub-Alpine forest. </w:t>
+      </w:r>
+      <w:r>
+        <w:t>Biological conservation 119(3): 305–318.</w:t>
+      </w:r>
+    </w:p>
+    <w:p>
+      <w:r>
+        <w:t xml:space="preserve">Imbeau, L. &amp; Desrochers, A. 2002. </w:t>
+      </w:r>
+      <w:r>
+        <w:rPr>
+          <w:i/>
+        </w:rPr>
+        <w:t xml:space="preserve">Foraging Ecology and Use of Drumming Trees by Three-Toed Woodpeckers. </w:t>
+      </w:r>
+      <w:r>
+        <w:t>The Journal of Wildlife Management. Vol. 66, No. 1 (Jan., 2002), pp. 222–231.</w:t>
+      </w:r>
+    </w:p>
+    <w:p>
+      <w:r>
+        <w:t xml:space="preserve">Pakkala, T., Hanski, I. &amp; Tomppo, E. 2002. </w:t>
+      </w:r>
+      <w:r>
+        <w:rPr>
+          <w:i/>
+        </w:rPr>
+        <w:t xml:space="preserve">Spatial ecology of the three-toed woodpecker in managed forest landscapes. </w:t>
+      </w:r>
+      <w:r>
+        <w:t>Silva Fennica 36(1): 279–288.</w:t>
+      </w:r>
+    </w:p>
+    <w:p>
+      <w:r>
+        <w:t xml:space="preserve">Skogsstyrelsen, 2016. </w:t>
+      </w:r>
+      <w:r>
+        <w:rPr>
+          <w:i/>
+        </w:rPr>
+        <w:t>Vägledning för hänsyn till fåglar – Tretåig hackspett.</w:t>
+      </w:r>
+    </w:p>
+    <w:p>
+      <w:r>
+        <w:t xml:space="preserve">SLU Artdatabanken, 2024. </w:t>
+      </w:r>
+      <w:r>
+        <w:rPr>
+          <w:i/>
+        </w:rPr>
+        <w:t xml:space="preserve">Artfaktablad. Naturvård – artfakta. </w:t>
+      </w:r>
+      <w:r>
+        <w:t>SLU Artdatabanken, Uppsala.</w:t>
+      </w:r>
+    </w:p>
+    <w:p>
+      <w:r>
+        <w:t xml:space="preserve">Stachura-Skierczynska, K., Tumiel, T. &amp; Skierczynski, M. 2009. </w:t>
+      </w:r>
+      <w:r>
+        <w:rPr>
+          <w:i/>
+        </w:rPr>
+        <w:t xml:space="preserve">Habitat prediction model for three-toed woodpecker and its implications for the conservation of biologically valuable forests. </w:t>
+      </w:r>
+      <w:r>
+        <w:t>Forest Ecology and Management 258(5): 697–703.</w:t>
+      </w:r>
+    </w:p>
+    <w:p>
+      <w:r>
+        <w:t xml:space="preserve">Virkkala, R. 1991. </w:t>
+      </w:r>
+      <w:r>
+        <w:rPr>
+          <w:i/>
+        </w:rPr>
+        <w:t xml:space="preserve">Population trends of forest birds in a Finnish Lapland landscape of large habitat blocks – Consequences of stochastic environmental variation or regional habitat alteration. </w:t>
+      </w:r>
+      <w:r>
+        <w:t>Biological conservation 56(2): 223–240.</w:t>
+      </w:r>
+    </w:p>
+    <w:p>
+      <w:r>
+        <w:t xml:space="preserve">Wesolowski, T., Czeszczewik, D. &amp; Rowinski, P. 2005. </w:t>
+      </w:r>
+      <w:r>
+        <w:rPr>
+          <w:i/>
+        </w:rPr>
+        <w:t xml:space="preserve">Effects of forest management on Three-toed Woodpecker Picoides tridactylus distribution in the Bialowieza Forest (NE Poland): conservation implications. </w:t>
+      </w:r>
+      <w:r>
+        <w:t>Acta Ornithologica 40(1): 53–60.</w:t>
+      </w:r>
+    </w:p>
+    <w:p>
+      <w:pPr>
+        <w:pStyle w:val="Heading1"/>
+      </w:pPr>
+      <w:r>
+        <w:t>Järpe – ekologi samt krav på livsmiljön</w:t>
+      </w:r>
+    </w:p>
+    <w:p>
+      <w:r>
+        <w:t>Järpe är fridlyst enligt 4§ artskyddsförordningen och upptagen i bilaga 1 och 2 EU:s fågeldirektiv. Den finns i sammanhängande grandominerad skog över hela Sverige men förekomsterna är betydligt glesare i Götaland än i övriga landet. Järpen har sina livsmiljöer i tät barrskog med inblandning av lövträd och en väl utvecklad flerskiktad struktur med bärris och yngre eller undertryckta, täta granar i ett lägre skikt, ofta utmed bäckar och åar inne i den skyddande granskogen (SLU Artdatabanken, 2026).</w:t>
+      </w:r>
+    </w:p>
+    <w:p>
+      <w:r>
+        <w:t xml:space="preserve">Arten behöver lämpliga skogsbestånd om sammanlagt minst 25 hektar. Den är mycket stationär inom sitt revir och när ett par etablerat sig stannar de så länge miljön är intakt. Den undviker öppen mark och förﬂyttar sig sällan över större öppna myrar eller åkermark, och är därför känslig för fragmentering. Järpen överlever inte om dess livsmiljö kalavverkas och är även känslig för röjning, gallring och avverkning där unga granar och lövträd inte sparas i tillräcklig omfattning.  Järpe är typisk art för </w:t>
+      </w:r>
+      <w:r>
+        <w:rPr>
+          <w:i/>
+        </w:rPr>
+        <w:t>9010 Taiga, 9740 Skogsbevuxen myr</w:t>
+      </w:r>
+      <w:r>
+        <w:t xml:space="preserve"> och </w:t>
+      </w:r>
+      <w:r>
+        <w:rPr>
+          <w:i/>
+        </w:rPr>
+        <w:t>9080 Lövsumpskog</w:t>
+      </w:r>
+      <w:r>
+        <w:t xml:space="preserve"> (SLU Artdatabanken, 2026).</w:t>
+      </w:r>
+    </w:p>
+    <w:p>
+      <w:pPr>
+        <w:pStyle w:val="Heading2"/>
+      </w:pPr>
+      <w:r>
+        <w:t>Referenser – järpe</w:t>
+      </w:r>
+    </w:p>
+    <w:p>
+      <w:r>
+        <w:t xml:space="preserve">SLU Artdatabanken, 2026. </w:t>
       </w:r>
       <w:r>
         <w:rPr>
@@ -1558,7 +1955,7 @@
     <w:r>
       <w:tab/>
       <w:tab/>
-      <w:t>2026-10-08</w:t>
+      <w:t>2026-10-09</w:t>
       <w:br/>
       <w:br/>
     </w:r>

--- a/klagomål/A 35041-2025 FSC-klagomål.docx
+++ b/klagomål/A 35041-2025 FSC-klagomål.docx
@@ -1955,7 +1955,7 @@
     <w:r>
       <w:tab/>
       <w:tab/>
-      <w:t>2026-10-09</w:t>
+      <w:t>2026-10-10</w:t>
       <w:br/>
       <w:br/>
     </w:r>

--- a/klagomål/A 35041-2025 FSC-klagomål.docx
+++ b/klagomål/A 35041-2025 FSC-klagomål.docx
@@ -1955,7 +1955,7 @@
     <w:r>
       <w:tab/>
       <w:tab/>
-      <w:t>2026-10-10</w:t>
+      <w:t>2026-10-11</w:t>
       <w:br/>
       <w:br/>
     </w:r>

--- a/klagomål/A 35041-2025 FSC-klagomål.docx
+++ b/klagomål/A 35041-2025 FSC-klagomål.docx
@@ -1955,7 +1955,7 @@
     <w:r>
       <w:tab/>
       <w:tab/>
-      <w:t>2026-10-11</w:t>
+      <w:t>2026-10-12</w:t>
       <w:br/>
       <w:br/>
     </w:r>

--- a/klagomål/A 35041-2025 FSC-klagomål.docx
+++ b/klagomål/A 35041-2025 FSC-klagomål.docx
@@ -1955,7 +1955,7 @@
     <w:r>
       <w:tab/>
       <w:tab/>
-      <w:t>2026-10-12</w:t>
+      <w:t>2026-10-13</w:t>
       <w:br/>
       <w:br/>
     </w:r>

--- a/klagomål/A 35041-2025 FSC-klagomål.docx
+++ b/klagomål/A 35041-2025 FSC-klagomål.docx
@@ -1955,7 +1955,7 @@
     <w:r>
       <w:tab/>
       <w:tab/>
-      <w:t>2026-10-13</w:t>
+      <w:t>2026-10-14</w:t>
       <w:br/>
       <w:br/>
     </w:r>

--- a/klagomål/A 35041-2025 FSC-klagomål.docx
+++ b/klagomål/A 35041-2025 FSC-klagomål.docx
@@ -1955,7 +1955,7 @@
     <w:r>
       <w:tab/>
       <w:tab/>
-      <w:t>2026-10-14</w:t>
+      <w:t>2026-10-15</w:t>
       <w:br/>
       <w:br/>
     </w:r>

--- a/klagomål/A 35041-2025 FSC-klagomål.docx
+++ b/klagomål/A 35041-2025 FSC-klagomål.docx
@@ -1955,7 +1955,7 @@
     <w:r>
       <w:tab/>
       <w:tab/>
-      <w:t>2026-10-15</w:t>
+      <w:t>2026-10-16</w:t>
       <w:br/>
       <w:br/>
     </w:r>

--- a/klagomål/A 35041-2025 FSC-klagomål.docx
+++ b/klagomål/A 35041-2025 FSC-klagomål.docx
@@ -221,7 +221,7 @@
     </w:p>
     <w:p>
       <w:r>
-        <w:t>I och inom 5 meter från avverkningsanmälan finns fynd av 16 naturvårdsarter, varav 11 är rödlistade, 7 är fridlysta, 13 är typiska (T) och 1 är signalart (S): garnlav (VU, T), gränsticka (VU, T), knärot (VU, T, §8), lunglav (NT, T), mörk kolflarnlav (NT), rosenticka (NT, T), talltagel (NT, T), tallticka (NT, T), talltita (NT, §4), tretåig hackspett (NT, T, §4), ullticka (NT, T), vedticka (S, T), järpe (T, §4), spillkråka (T, §4), tofsmes (T, §4) och revlummer (§9). Se Figur 1.</w:t>
+        <w:t>I och inom 5 meter från avverkningsanmälan finns fynd av 17 naturvårdsarter, varav 12 är rödlistade, 8 är fridlysta, 13 är typiska (T) och 1 är signalart (S): garnlav (VU, T), gränsticka (VU, T), knärot (VU, T, §8), lunglav (NT, T), mörk kolflarnlav (NT), rosenticka (NT, T), sparvuggla (NT, §4), talltagel (NT, T), tallticka (NT, T), talltita (NT, §4), tretåig hackspett (NT, T, §4), ullticka (NT, T), vedticka (S, T), järpe (T, §4), spillkråka (T, §4), tofsmes (T, §4) och revlummer (§9). Se Figur 1.</w:t>
       </w:r>
     </w:p>
     <w:p>
@@ -497,6 +497,17 @@
         <w:rPr>
           <w:b/>
         </w:rPr>
+        <w:t>Sparvuggla (NT, §4)</w:t>
+      </w:r>
+      <w:r>
+        <w:t xml:space="preserve"> är fridlyst enligt 4§ artskyddsförordningen och omfattas av bilaga 1 EU:s fågeldirektiv. Den har minskat med 15 (5–25) % under de senaste 15 åren och minskningstakten för den svenska populationen bedöms vara nära gränsvärdet för Sårbar (VU).  Sparvugglan häckar i naturskog samt i klassisk bondeskog och förekommer främst i större skogsområden som domineras av barrblandskog med stort inslag av asp, björk och andra lövträd. Den behöver relativt stora skogsområden och saknas helt i mindre skogar och isolerade dungar. Reviren är i storleksordningen upp till 200 hektar. Sparvugglan missgynnas av överföring av variationsrika bondeskogar till ensartade produktionsskogar. Särskilt avverkning av lövträdsrika kantzoner och igenplantering av gamla inägor (SLU Artdatabanken, 2026; Skogsstyrelsen, 2016).</w:t>
+      </w:r>
+    </w:p>
+    <w:p>
+      <w:r>
+        <w:rPr>
+          <w:b/>
+        </w:rPr>
         <w:t>Talltagel (NT)</w:t>
       </w:r>
       <w:r>
@@ -841,7 +852,7 @@
         <w:rPr>
           <w:i/>
         </w:rPr>
-        <w:t>I det avverkningsanmälda skogsområdet har 16 naturvårdsarter varav 11 rödlistade arter sina livsmiljöer och växtplatser.</w:t>
+        <w:t>I det avverkningsanmälda skogsområdet har 17 naturvårdsarter varav 12 rödlistade arter sina livsmiljöer och växtplatser.</w:t>
       </w:r>
     </w:p>
     <w:p>
@@ -1360,6 +1371,57 @@
       </w:r>
       <w:r>
         <w:t>Skogsstyrelsen.</w:t>
+      </w:r>
+    </w:p>
+    <w:p>
+      <w:r>
+        <w:t xml:space="preserve">SLU Artdatabanken, 2026. </w:t>
+      </w:r>
+      <w:r>
+        <w:rPr>
+          <w:i/>
+        </w:rPr>
+        <w:t xml:space="preserve">Artfaktablad. Naturvård – artfakta. </w:t>
+      </w:r>
+      <w:r>
+        <w:t>SLU Artdatabanken, Uppsala.</w:t>
+      </w:r>
+    </w:p>
+    <w:p>
+      <w:pPr>
+        <w:pStyle w:val="Heading1"/>
+      </w:pPr>
+      <w:r>
+        <w:t>Sparvuggla – ekologi samt krav på livsmiljön</w:t>
+      </w:r>
+    </w:p>
+    <w:p>
+      <w:r>
+        <w:t>Sparvuggla (NT, §4) är fridlyst enligt 4§ artskyddsförordningen och omfattas av bilaga 1 EU:s fågeldirektiv. Den har minskat med 15 (5–25) % under de senaste 15 åren och minskningstakten för den svenska populationen bedöms vara nära gränsvärdet för Sårbar (VU) (SLU Artdatabanken 2026).</w:t>
+      </w:r>
+    </w:p>
+    <w:p>
+      <w:r>
+        <w:t>Sparvugglan häckar i naturskog samt i klassisk bondeskog och förekommer främst i större skogsområden som domineras av barrblandskog med stort inslag av asp, björk och andra lövträd. Den behöver relativt stora skogsområden och saknas helt i mindre skogar och isolerade dungar. Reviren är i storleksordningen upp till 200 hektar. Sparvugglan missgynnas av överföring av variationsrika bondeskogar till ensartade produktionsskogar – särskilt avverkning av lövträdsrika kantzoner och igenplantering av gamla inägor (Skogsstyrelsen, 2016).</w:t>
+      </w:r>
+    </w:p>
+    <w:p>
+      <w:pPr>
+        <w:pStyle w:val="Heading2"/>
+      </w:pPr>
+      <w:r>
+        <w:t>Referenser – sparvuggla</w:t>
+      </w:r>
+    </w:p>
+    <w:p>
+      <w:r>
+        <w:t xml:space="preserve">Skogsstyrelsen, 2016. </w:t>
+      </w:r>
+      <w:r>
+        <w:rPr>
+          <w:i/>
+        </w:rPr>
+        <w:t>Vägledning för hänsyn till sparvuggla.</w:t>
       </w:r>
     </w:p>
     <w:p>
@@ -1955,7 +2017,7 @@
     <w:r>
       <w:tab/>
       <w:tab/>
-      <w:t>2026-10-16</w:t>
+      <w:t>2026-10-17</w:t>
       <w:br/>
       <w:br/>
     </w:r>

--- a/klagomål/A 35041-2025 FSC-klagomål.docx
+++ b/klagomål/A 35041-2025 FSC-klagomål.docx
@@ -2017,7 +2017,7 @@
     <w:r>
       <w:tab/>
       <w:tab/>
-      <w:t>2026-10-17</w:t>
+      <w:t>2026-10-18</w:t>
       <w:br/>
       <w:br/>
     </w:r>

--- a/klagomål/A 35041-2025 FSC-klagomål.docx
+++ b/klagomål/A 35041-2025 FSC-klagomål.docx
@@ -2017,7 +2017,7 @@
     <w:r>
       <w:tab/>
       <w:tab/>
-      <w:t>2026-10-18</w:t>
+      <w:t>2026-10-19</w:t>
       <w:br/>
       <w:br/>
     </w:r>

--- a/klagomål/A 35041-2025 FSC-klagomål.docx
+++ b/klagomål/A 35041-2025 FSC-klagomål.docx
@@ -2017,7 +2017,7 @@
     <w:r>
       <w:tab/>
       <w:tab/>
-      <w:t>2026-10-19</w:t>
+      <w:t>2026-10-20</w:t>
       <w:br/>
       <w:br/>
     </w:r>

--- a/klagomål/A 35041-2025 FSC-klagomål.docx
+++ b/klagomål/A 35041-2025 FSC-klagomål.docx
@@ -2017,7 +2017,7 @@
     <w:r>
       <w:tab/>
       <w:tab/>
-      <w:t>2026-10-20</w:t>
+      <w:t>2026-10-21</w:t>
       <w:br/>
       <w:br/>
     </w:r>

--- a/klagomål/A 35041-2025 FSC-klagomål.docx
+++ b/klagomål/A 35041-2025 FSC-klagomål.docx
@@ -2017,7 +2017,7 @@
     <w:r>
       <w:tab/>
       <w:tab/>
-      <w:t>2026-10-21</w:t>
+      <w:t>2026-10-22</w:t>
       <w:br/>
       <w:br/>
     </w:r>

--- a/klagomål/A 35041-2025 FSC-klagomål.docx
+++ b/klagomål/A 35041-2025 FSC-klagomål.docx
@@ -2017,7 +2017,7 @@
     <w:r>
       <w:tab/>
       <w:tab/>
-      <w:t>2026-10-22</w:t>
+      <w:t>2026-10-23</w:t>
       <w:br/>
       <w:br/>
     </w:r>

--- a/klagomål/A 35041-2025 FSC-klagomål.docx
+++ b/klagomål/A 35041-2025 FSC-klagomål.docx
@@ -2017,7 +2017,7 @@
     <w:r>
       <w:tab/>
       <w:tab/>
-      <w:t>2026-10-23</w:t>
+      <w:t>2026-10-24</w:t>
       <w:br/>
       <w:br/>
     </w:r>

--- a/klagomål/A 35041-2025 FSC-klagomål.docx
+++ b/klagomål/A 35041-2025 FSC-klagomål.docx
@@ -2017,7 +2017,7 @@
     <w:r>
       <w:tab/>
       <w:tab/>
-      <w:t>2026-10-24</w:t>
+      <w:t>2026-10-25</w:t>
       <w:br/>
       <w:br/>
     </w:r>

--- a/klagomål/A 35041-2025 FSC-klagomål.docx
+++ b/klagomål/A 35041-2025 FSC-klagomål.docx
@@ -2017,7 +2017,7 @@
     <w:r>
       <w:tab/>
       <w:tab/>
-      <w:t>2026-10-25</w:t>
+      <w:t>2026-10-26</w:t>
       <w:br/>
       <w:br/>
     </w:r>

--- a/klagomål/A 35041-2025 FSC-klagomål.docx
+++ b/klagomål/A 35041-2025 FSC-klagomål.docx
@@ -2017,7 +2017,7 @@
     <w:r>
       <w:tab/>
       <w:tab/>
-      <w:t>2026-10-26</w:t>
+      <w:t>2026-10-27</w:t>
       <w:br/>
       <w:br/>
     </w:r>

--- a/klagomål/A 35041-2025 FSC-klagomål.docx
+++ b/klagomål/A 35041-2025 FSC-klagomål.docx
@@ -2017,7 +2017,7 @@
     <w:r>
       <w:tab/>
       <w:tab/>
-      <w:t>2026-10-27</w:t>
+      <w:t>2026-10-28</w:t>
       <w:br/>
       <w:br/>
     </w:r>

--- a/klagomål/A 35041-2025 FSC-klagomål.docx
+++ b/klagomål/A 35041-2025 FSC-klagomål.docx
@@ -2017,7 +2017,7 @@
     <w:r>
       <w:tab/>
       <w:tab/>
-      <w:t>2026-10-28</w:t>
+      <w:t>2026-10-29</w:t>
       <w:br/>
       <w:br/>
     </w:r>

--- a/klagomål/A 35041-2025 FSC-klagomål.docx
+++ b/klagomål/A 35041-2025 FSC-klagomål.docx
@@ -2017,7 +2017,7 @@
     <w:r>
       <w:tab/>
       <w:tab/>
-      <w:t>2026-10-29</w:t>
+      <w:t>2026-10-31</w:t>
       <w:br/>
       <w:br/>
     </w:r>
